--- a/Logbook.docx
+++ b/Logbook.docx
@@ -1205,10 +1205,10 @@
         <w:tblLook w:val="04A0" w:firstRow="1" w:lastRow="0" w:firstColumn="1" w:lastColumn="0" w:noHBand="0" w:noVBand="1"/>
       </w:tblPr>
       <w:tblGrid>
-        <w:gridCol w:w="1827"/>
-        <w:gridCol w:w="2653"/>
-        <w:gridCol w:w="2295"/>
-        <w:gridCol w:w="2240"/>
+        <w:gridCol w:w="1057"/>
+        <w:gridCol w:w="1193"/>
+        <w:gridCol w:w="5678"/>
+        <w:gridCol w:w="1087"/>
       </w:tblGrid>
       <w:tr>
         <w:tc>
@@ -1257,13 +1257,24 @@
           <w:tcPr>
             <w:tcW w:w="1827" w:type="dxa"/>
           </w:tcPr>
-          <w:p/>
+          <w:p>
+            <w:r>
+              <w:t>04/06/2</w:t>
+            </w:r>
+            <w:r>
+              <w:t>6</w:t>
+            </w:r>
+          </w:p>
         </w:tc>
         <w:tc>
           <w:tcPr>
             <w:tcW w:w="2653" w:type="dxa"/>
           </w:tcPr>
-          <w:p/>
+          <w:p>
+            <w:r>
+              <w:t>Making The Homepage</w:t>
+            </w:r>
+          </w:p>
         </w:tc>
         <w:tc>
           <w:tcPr>
@@ -1276,13 +1287,179 @@
                 <w:bCs/>
               </w:rPr>
             </w:pPr>
+            <w:r>
+              <w:rPr>
+                <w:b/>
+                <w:bCs/>
+              </w:rPr>
+              <w:drawing>
+                <wp:inline distT="0" distB="0" distL="0" distR="0" wp14:anchorId="33D8A9F4" wp14:editId="0D225112">
+                  <wp:extent cx="2956412" cy="1453968"/>
+                  <wp:effectExtent l="0" t="0" r="0" b="0"/>
+                  <wp:docPr id="401913157" name="Picture 1"/>
+                  <wp:cNvGraphicFramePr>
+                    <a:graphicFrameLocks xmlns:a="http://schemas.openxmlformats.org/drawingml/2006/main" noChangeAspect="1"/>
+                  </wp:cNvGraphicFramePr>
+                  <a:graphic xmlns:a="http://schemas.openxmlformats.org/drawingml/2006/main">
+                    <a:graphicData uri="http://schemas.openxmlformats.org/drawingml/2006/picture">
+                      <pic:pic xmlns:pic="http://schemas.openxmlformats.org/drawingml/2006/picture">
+                        <pic:nvPicPr>
+                          <pic:cNvPr id="401913157" name=""/>
+                          <pic:cNvPicPr/>
+                        </pic:nvPicPr>
+                        <pic:blipFill>
+                          <a:blip r:embed="rId10"/>
+                          <a:stretch>
+                            <a:fillRect/>
+                          </a:stretch>
+                        </pic:blipFill>
+                        <pic:spPr>
+                          <a:xfrm>
+                            <a:off x="0" y="0"/>
+                            <a:ext cx="2973526" cy="1462385"/>
+                          </a:xfrm>
+                          <a:prstGeom prst="rect">
+                            <a:avLst/>
+                          </a:prstGeom>
+                        </pic:spPr>
+                      </pic:pic>
+                    </a:graphicData>
+                  </a:graphic>
+                </wp:inline>
+              </w:drawing>
+            </w:r>
+          </w:p>
+          <w:p>
+            <w:pPr>
+              <w:rPr>
+                <w:b/>
+                <w:bCs/>
+              </w:rPr>
+            </w:pPr>
+            <w:r>
+              <w:rPr>
+                <w:b/>
+                <w:bCs/>
+              </w:rPr>
+              <w:drawing>
+                <wp:inline distT="0" distB="0" distL="0" distR="0" wp14:anchorId="25F899D6" wp14:editId="6DCF75BF">
+                  <wp:extent cx="2967045" cy="1465443"/>
+                  <wp:effectExtent l="0" t="0" r="5080" b="1905"/>
+                  <wp:docPr id="2053650229" name="Picture 1"/>
+                  <wp:cNvGraphicFramePr>
+                    <a:graphicFrameLocks xmlns:a="http://schemas.openxmlformats.org/drawingml/2006/main" noChangeAspect="1"/>
+                  </wp:cNvGraphicFramePr>
+                  <a:graphic xmlns:a="http://schemas.openxmlformats.org/drawingml/2006/main">
+                    <a:graphicData uri="http://schemas.openxmlformats.org/drawingml/2006/picture">
+                      <pic:pic xmlns:pic="http://schemas.openxmlformats.org/drawingml/2006/picture">
+                        <pic:nvPicPr>
+                          <pic:cNvPr id="2053650229" name=""/>
+                          <pic:cNvPicPr/>
+                        </pic:nvPicPr>
+                        <pic:blipFill>
+                          <a:blip r:embed="rId11"/>
+                          <a:stretch>
+                            <a:fillRect/>
+                          </a:stretch>
+                        </pic:blipFill>
+                        <pic:spPr>
+                          <a:xfrm>
+                            <a:off x="0" y="0"/>
+                            <a:ext cx="3000346" cy="1481891"/>
+                          </a:xfrm>
+                          <a:prstGeom prst="rect">
+                            <a:avLst/>
+                          </a:prstGeom>
+                        </pic:spPr>
+                      </pic:pic>
+                    </a:graphicData>
+                  </a:graphic>
+                </wp:inline>
+              </w:drawing>
+            </w:r>
+          </w:p>
+          <w:p>
+            <w:pPr>
+              <w:rPr>
+                <w:b/>
+                <w:bCs/>
+              </w:rPr>
+            </w:pPr>
+            <w:r>
+              <w:rPr>
+                <w:b/>
+                <w:bCs/>
+              </w:rPr>
+              <w:drawing>
+                <wp:inline distT="0" distB="0" distL="0" distR="0" wp14:anchorId="6368E129" wp14:editId="603637C6">
+                  <wp:extent cx="2956412" cy="136913"/>
+                  <wp:effectExtent l="0" t="0" r="0" b="0"/>
+                  <wp:docPr id="452613734" name="Picture 1"/>
+                  <wp:cNvGraphicFramePr>
+                    <a:graphicFrameLocks xmlns:a="http://schemas.openxmlformats.org/drawingml/2006/main" noChangeAspect="1"/>
+                  </wp:cNvGraphicFramePr>
+                  <a:graphic xmlns:a="http://schemas.openxmlformats.org/drawingml/2006/main">
+                    <a:graphicData uri="http://schemas.openxmlformats.org/drawingml/2006/picture">
+                      <pic:pic xmlns:pic="http://schemas.openxmlformats.org/drawingml/2006/picture">
+                        <pic:nvPicPr>
+                          <pic:cNvPr id="452613734" name=""/>
+                          <pic:cNvPicPr/>
+                        </pic:nvPicPr>
+                        <pic:blipFill>
+                          <a:blip r:embed="rId12"/>
+                          <a:stretch>
+                            <a:fillRect/>
+                          </a:stretch>
+                        </pic:blipFill>
+                        <pic:spPr>
+                          <a:xfrm>
+                            <a:off x="0" y="0"/>
+                            <a:ext cx="3571471" cy="165397"/>
+                          </a:xfrm>
+                          <a:prstGeom prst="rect">
+                            <a:avLst/>
+                          </a:prstGeom>
+                        </pic:spPr>
+                      </pic:pic>
+                    </a:graphicData>
+                  </a:graphic>
+                </wp:inline>
+              </w:drawing>
+            </w:r>
+          </w:p>
+          <w:p>
+            <w:pPr>
+              <w:rPr>
+                <w:b/>
+                <w:bCs/>
+              </w:rPr>
+            </w:pPr>
+          </w:p>
+          <w:p>
+            <w:pPr>
+              <w:rPr>
+                <w:b/>
+                <w:bCs/>
+              </w:rPr>
+            </w:pPr>
+            <w:r>
+              <w:rPr>
+                <w:b/>
+                <w:bCs/>
+              </w:rPr>
+              <w:t>***screen shots of code***</w:t>
+            </w:r>
           </w:p>
         </w:tc>
         <w:tc>
           <w:tcPr>
             <w:tcW w:w="2240" w:type="dxa"/>
           </w:tcPr>
-          <w:p/>
+          <w:p>
+            <w:r>
+              <w:t>Yes</w:t>
+            </w:r>
+          </w:p>
         </w:tc>
       </w:tr>
       <w:tr>
@@ -1290,26 +1467,85 @@
           <w:tcPr>
             <w:tcW w:w="1827" w:type="dxa"/>
           </w:tcPr>
-          <w:p/>
-          <w:p/>
+          <w:p>
+            <w:r>
+              <w:t>04/06/26</w:t>
+            </w:r>
+          </w:p>
         </w:tc>
         <w:tc>
           <w:tcPr>
             <w:tcW w:w="2653" w:type="dxa"/>
           </w:tcPr>
-          <w:p/>
+          <w:p>
+            <w:r>
+              <w:t>Make Mailing List</w:t>
+            </w:r>
+          </w:p>
         </w:tc>
         <w:tc>
           <w:tcPr>
             <w:tcW w:w="2295" w:type="dxa"/>
           </w:tcPr>
-          <w:p/>
+          <w:p>
+            <w:r>
+              <w:drawing>
+                <wp:inline distT="0" distB="0" distL="0" distR="0" wp14:anchorId="6A1A7E4A" wp14:editId="22CB378F">
+                  <wp:extent cx="3468775" cy="1722474"/>
+                  <wp:effectExtent l="0" t="0" r="0" b="0"/>
+                  <wp:docPr id="1039116547" name="Picture 1"/>
+                  <wp:cNvGraphicFramePr>
+                    <a:graphicFrameLocks xmlns:a="http://schemas.openxmlformats.org/drawingml/2006/main" noChangeAspect="1"/>
+                  </wp:cNvGraphicFramePr>
+                  <a:graphic xmlns:a="http://schemas.openxmlformats.org/drawingml/2006/main">
+                    <a:graphicData uri="http://schemas.openxmlformats.org/drawingml/2006/picture">
+                      <pic:pic xmlns:pic="http://schemas.openxmlformats.org/drawingml/2006/picture">
+                        <pic:nvPicPr>
+                          <pic:cNvPr id="1039116547" name=""/>
+                          <pic:cNvPicPr/>
+                        </pic:nvPicPr>
+                        <pic:blipFill>
+                          <a:blip r:embed="rId13"/>
+                          <a:stretch>
+                            <a:fillRect/>
+                          </a:stretch>
+                        </pic:blipFill>
+                        <pic:spPr>
+                          <a:xfrm>
+                            <a:off x="0" y="0"/>
+                            <a:ext cx="3479511" cy="1727805"/>
+                          </a:xfrm>
+                          <a:prstGeom prst="rect">
+                            <a:avLst/>
+                          </a:prstGeom>
+                        </pic:spPr>
+                      </pic:pic>
+                    </a:graphicData>
+                  </a:graphic>
+                </wp:inline>
+              </w:drawing>
+            </w:r>
+          </w:p>
+          <w:p/>
+          <w:p>
+            <w:r>
+              <w:rPr>
+                <w:b/>
+                <w:bCs/>
+              </w:rPr>
+              <w:t>***screen shots of code***</w:t>
+            </w:r>
+          </w:p>
         </w:tc>
         <w:tc>
           <w:tcPr>
             <w:tcW w:w="2240" w:type="dxa"/>
           </w:tcPr>
-          <w:p/>
+          <w:p>
+            <w:r>
+              <w:t>yes</w:t>
+            </w:r>
+          </w:p>
         </w:tc>
       </w:tr>
       <w:tr>
@@ -1547,12 +1783,148 @@
             <w:tcW w:w="9016" w:type="dxa"/>
             <w:gridSpan w:val="2"/>
           </w:tcPr>
-          <w:p/>
-          <w:p/>
-          <w:p/>
-          <w:p/>
-          <w:p/>
-          <w:p/>
+          <w:p>
+            <w:pPr>
+              <w:rPr>
+                <w:b/>
+                <w:bCs/>
+              </w:rPr>
+            </w:pPr>
+            <w:r>
+              <w:rPr>
+                <w:b/>
+                <w:bCs/>
+              </w:rPr>
+              <w:drawing>
+                <wp:inline distT="0" distB="0" distL="0" distR="0" wp14:anchorId="6B6DC550" wp14:editId="0E37546F">
+                  <wp:extent cx="5581015" cy="2753360"/>
+                  <wp:effectExtent l="0" t="0" r="635" b="8890"/>
+                  <wp:docPr id="18896721" name="Picture 1"/>
+                  <wp:cNvGraphicFramePr>
+                    <a:graphicFrameLocks xmlns:a="http://schemas.openxmlformats.org/drawingml/2006/main" noChangeAspect="1"/>
+                  </wp:cNvGraphicFramePr>
+                  <a:graphic xmlns:a="http://schemas.openxmlformats.org/drawingml/2006/main">
+                    <a:graphicData uri="http://schemas.openxmlformats.org/drawingml/2006/picture">
+                      <pic:pic xmlns:pic="http://schemas.openxmlformats.org/drawingml/2006/picture">
+                        <pic:nvPicPr>
+                          <pic:cNvPr id="401913157" name=""/>
+                          <pic:cNvPicPr/>
+                        </pic:nvPicPr>
+                        <pic:blipFill>
+                          <a:blip r:embed="rId10"/>
+                          <a:stretch>
+                            <a:fillRect/>
+                          </a:stretch>
+                        </pic:blipFill>
+                        <pic:spPr>
+                          <a:xfrm>
+                            <a:off x="0" y="0"/>
+                            <a:ext cx="5650192" cy="2787488"/>
+                          </a:xfrm>
+                          <a:prstGeom prst="rect">
+                            <a:avLst/>
+                          </a:prstGeom>
+                        </pic:spPr>
+                      </pic:pic>
+                    </a:graphicData>
+                  </a:graphic>
+                </wp:inline>
+              </w:drawing>
+            </w:r>
+          </w:p>
+          <w:p>
+            <w:pPr>
+              <w:rPr>
+                <w:b/>
+                <w:bCs/>
+              </w:rPr>
+            </w:pPr>
+            <w:r>
+              <w:rPr>
+                <w:b/>
+                <w:bCs/>
+              </w:rPr>
+              <w:lastRenderedPageBreak/>
+              <w:drawing>
+                <wp:inline distT="0" distB="0" distL="0" distR="0" wp14:anchorId="07DDD281" wp14:editId="6D1AC1E4">
+                  <wp:extent cx="5581645" cy="2756812"/>
+                  <wp:effectExtent l="0" t="0" r="635" b="5715"/>
+                  <wp:docPr id="1127031731" name="Picture 1"/>
+                  <wp:cNvGraphicFramePr>
+                    <a:graphicFrameLocks xmlns:a="http://schemas.openxmlformats.org/drawingml/2006/main" noChangeAspect="1"/>
+                  </wp:cNvGraphicFramePr>
+                  <a:graphic xmlns:a="http://schemas.openxmlformats.org/drawingml/2006/main">
+                    <a:graphicData uri="http://schemas.openxmlformats.org/drawingml/2006/picture">
+                      <pic:pic xmlns:pic="http://schemas.openxmlformats.org/drawingml/2006/picture">
+                        <pic:nvPicPr>
+                          <pic:cNvPr id="2053650229" name=""/>
+                          <pic:cNvPicPr/>
+                        </pic:nvPicPr>
+                        <pic:blipFill>
+                          <a:blip r:embed="rId11"/>
+                          <a:stretch>
+                            <a:fillRect/>
+                          </a:stretch>
+                        </pic:blipFill>
+                        <pic:spPr>
+                          <a:xfrm>
+                            <a:off x="0" y="0"/>
+                            <a:ext cx="5674159" cy="2802506"/>
+                          </a:xfrm>
+                          <a:prstGeom prst="rect">
+                            <a:avLst/>
+                          </a:prstGeom>
+                        </pic:spPr>
+                      </pic:pic>
+                    </a:graphicData>
+                  </a:graphic>
+                </wp:inline>
+              </w:drawing>
+            </w:r>
+          </w:p>
+          <w:p>
+            <w:r>
+              <w:rPr>
+                <w:b/>
+                <w:bCs/>
+              </w:rPr>
+              <w:drawing>
+                <wp:inline distT="0" distB="0" distL="0" distR="0" wp14:anchorId="5773D604" wp14:editId="2DF375D3">
+                  <wp:extent cx="5581015" cy="265430"/>
+                  <wp:effectExtent l="0" t="0" r="635" b="1270"/>
+                  <wp:docPr id="895243765" name="Picture 1"/>
+                  <wp:cNvGraphicFramePr>
+                    <a:graphicFrameLocks xmlns:a="http://schemas.openxmlformats.org/drawingml/2006/main" noChangeAspect="1"/>
+                  </wp:cNvGraphicFramePr>
+                  <a:graphic xmlns:a="http://schemas.openxmlformats.org/drawingml/2006/main">
+                    <a:graphicData uri="http://schemas.openxmlformats.org/drawingml/2006/picture">
+                      <pic:pic xmlns:pic="http://schemas.openxmlformats.org/drawingml/2006/picture">
+                        <pic:nvPicPr>
+                          <pic:cNvPr id="452613734" name=""/>
+                          <pic:cNvPicPr/>
+                        </pic:nvPicPr>
+                        <pic:blipFill>
+                          <a:blip r:embed="rId12"/>
+                          <a:stretch>
+                            <a:fillRect/>
+                          </a:stretch>
+                        </pic:blipFill>
+                        <pic:spPr>
+                          <a:xfrm>
+                            <a:off x="0" y="0"/>
+                            <a:ext cx="7328034" cy="348517"/>
+                          </a:xfrm>
+                          <a:prstGeom prst="rect">
+                            <a:avLst/>
+                          </a:prstGeom>
+                        </pic:spPr>
+                      </pic:pic>
+                    </a:graphicData>
+                  </a:graphic>
+                </wp:inline>
+              </w:drawing>
+            </w:r>
+          </w:p>
           <w:p/>
           <w:p/>
           <w:p/>
@@ -1567,10 +1939,7 @@
           <w:p/>
           <w:p>
             <w:r>
-              <w:t>Student Sign:</w:t>
-            </w:r>
-            <w:r>
-              <w:t xml:space="preserve"> davis</w:t>
+              <w:t>Student Sign: davis</w:t>
             </w:r>
           </w:p>
           <w:p/>
@@ -1582,10 +1951,7 @@
           <w:p/>
           <w:p>
             <w:r>
-              <w:t>Tutor Sign:</w:t>
-            </w:r>
-            <w:r>
-              <w:t xml:space="preserve"> </w:t>
+              <w:t xml:space="preserve">Tutor Sign: </w:t>
             </w:r>
             <w:r>
               <w:rPr>
@@ -1671,7 +2037,45 @@
             <w:gridSpan w:val="2"/>
           </w:tcPr>
           <w:p/>
-          <w:p/>
+          <w:p>
+            <w:r>
+              <w:drawing>
+                <wp:inline distT="0" distB="0" distL="0" distR="0" wp14:anchorId="6AA1BCF6" wp14:editId="28DBE883">
+                  <wp:extent cx="5567171" cy="2764465"/>
+                  <wp:effectExtent l="0" t="0" r="0" b="0"/>
+                  <wp:docPr id="17122304" name="Picture 1"/>
+                  <wp:cNvGraphicFramePr>
+                    <a:graphicFrameLocks xmlns:a="http://schemas.openxmlformats.org/drawingml/2006/main" noChangeAspect="1"/>
+                  </wp:cNvGraphicFramePr>
+                  <a:graphic xmlns:a="http://schemas.openxmlformats.org/drawingml/2006/main">
+                    <a:graphicData uri="http://schemas.openxmlformats.org/drawingml/2006/picture">
+                      <pic:pic xmlns:pic="http://schemas.openxmlformats.org/drawingml/2006/picture">
+                        <pic:nvPicPr>
+                          <pic:cNvPr id="17122304" name=""/>
+                          <pic:cNvPicPr/>
+                        </pic:nvPicPr>
+                        <pic:blipFill>
+                          <a:blip r:embed="rId13"/>
+                          <a:stretch>
+                            <a:fillRect/>
+                          </a:stretch>
+                        </pic:blipFill>
+                        <pic:spPr>
+                          <a:xfrm>
+                            <a:off x="0" y="0"/>
+                            <a:ext cx="5575731" cy="2768715"/>
+                          </a:xfrm>
+                          <a:prstGeom prst="rect">
+                            <a:avLst/>
+                          </a:prstGeom>
+                        </pic:spPr>
+                      </pic:pic>
+                    </a:graphicData>
+                  </a:graphic>
+                </wp:inline>
+              </w:drawing>
+            </w:r>
+          </w:p>
           <w:p/>
           <w:p/>
           <w:p/>
@@ -2093,7 +2497,7 @@
     </w:tbl>
     <w:p/>
     <w:sectPr>
-      <w:footerReference w:type="default" r:id="rId10"/>
+      <w:footerReference w:type="default" r:id="rId14"/>
       <w:pgSz w:w="11906" w:h="16838"/>
       <w:pgMar w:top="1440" w:right="1440" w:bottom="1440" w:left="1440" w:header="708" w:footer="708" w:gutter="0"/>
       <w:cols w:space="708"/>
